--- a/DacTaBaiToan/TienTrinh va Checklist.docx
+++ b/DacTaBaiToan/TienTrinh va Checklist.docx
@@ -3,16 +3,27 @@
 <w:document xmlns:wpc="http://schemas.microsoft.com/office/word/2010/wordprocessingCanvas" xmlns:cx="http://schemas.microsoft.com/office/drawing/2014/chartex" xmlns:cx1="http://schemas.microsoft.com/office/drawing/2015/9/8/chartex" xmlns:cx2="http://schemas.microsoft.com/office/drawing/2015/10/21/chartex" xmlns:cx3="http://schemas.microsoft.com/office/drawing/2016/5/9/chartex" xmlns:cx4="http://schemas.microsoft.com/office/drawing/2016/5/10/chartex" xmlns:cx5="http://schemas.microsoft.com/office/drawing/2016/5/11/chartex" xmlns:cx6="http://schemas.microsoft.com/office/drawing/2016/5/12/chartex" xmlns:cx7="http://schemas.microsoft.com/office/drawing/2016/5/13/chartex" xmlns:cx8="http://schemas.microsoft.com/office/drawing/2016/5/14/chartex" xmlns:mc="http://schemas.openxmlformats.org/markup-compatibility/2006" xmlns:aink="http://schemas.microsoft.com/office/drawing/2016/ink" xmlns:am3d="http://schemas.microsoft.com/office/drawing/2017/model3d" xmlns:o="urn:schemas-microsoft-com:office:office" xmlns:oel="http://schemas.microsoft.com/office/2019/extlst" xmlns:r="http://schemas.openxmlformats.org/officeDocument/2006/relationships" xmlns:m="http://schemas.openxmlformats.org/officeDocument/2006/math" xmlns:v="urn:schemas-microsoft-com:vml" xmlns:wp14="http://schemas.microsoft.com/office/word/2010/wordprocessingDrawing" xmlns:wp="http://schemas.openxmlformats.org/drawingml/2006/wordprocessingDrawing" xmlns:w10="urn:schemas-microsoft-com:office:word" xmlns:w="http://schemas.openxmlformats.org/wordprocessingml/2006/main" xmlns:w14="http://schemas.microsoft.com/office/word/2010/wordml" xmlns:w15="http://schemas.microsoft.com/office/word/2012/wordml" xmlns:w16cex="http://schemas.microsoft.com/office/word/2018/wordml/cex" xmlns:w16cid="http://schemas.microsoft.com/office/word/2016/wordml/cid" xmlns:w16="http://schemas.microsoft.com/office/word/2018/wordml" xmlns:w16du="http://schemas.microsoft.com/office/word/2023/wordml/word16du" xmlns:w16sdtdh="http://schemas.microsoft.com/office/word/2020/wordml/sdtdatahash" xmlns:w16sdtfl="http://schemas.microsoft.com/office/word/2024/wordml/sdtformatlock" xmlns:w16se="http://schemas.microsoft.com/office/word/2015/wordml/symex" xmlns:wpg="http://schemas.microsoft.com/office/word/2010/wordprocessingGroup" xmlns:wpi="http://schemas.microsoft.com/office/word/2010/wordprocessingInk" xmlns:wne="http://schemas.microsoft.com/office/word/2006/wordml" xmlns:wps="http://schemas.microsoft.com/office/word/2010/wordprocessingShape" mc:Ignorable="w14 w15 w16se w16cid w16 w16cex w16sdtdh w16sdtfl w16du wp14">
   <w:body>
     <w:p>
+      <w:pPr>
+        <w:jc w:val="left"/>
+      </w:pPr>
+      <w:r>
+        <w:t>PHẦN 1 – TỔNG QUAN</w:t>
+      </w:r>
+    </w:p>
+    <w:p>
+      <w:pPr>
+        <w:jc w:val="left"/>
+      </w:pPr>
       <w:r>
         <w:rPr>
           <w:noProof/>
           <w14:ligatures w14:val="standardContextual"/>
         </w:rPr>
         <w:drawing>
-          <wp:inline distT="0" distB="0" distL="0" distR="0" wp14:anchorId="4701A540" wp14:editId="4C3CEB0C">
-            <wp:extent cx="7014845" cy="3088640"/>
+          <wp:inline distT="0" distB="0" distL="0" distR="0" wp14:anchorId="0C7137CB" wp14:editId="2F10862E">
+            <wp:extent cx="7014845" cy="2459355"/>
             <wp:effectExtent l="0" t="0" r="0" b="0"/>
-            <wp:docPr id="665390266" name="Picture 1"/>
+            <wp:docPr id="1542152039" name="Picture 1"/>
             <wp:cNvGraphicFramePr>
               <a:graphicFrameLocks xmlns:a="http://schemas.openxmlformats.org/drawingml/2006/main" noChangeAspect="1"/>
             </wp:cNvGraphicFramePr>
@@ -20,7 +31,7 @@
               <a:graphicData uri="http://schemas.openxmlformats.org/drawingml/2006/picture">
                 <pic:pic xmlns:pic="http://schemas.openxmlformats.org/drawingml/2006/picture">
                   <pic:nvPicPr>
-                    <pic:cNvPr id="665390266" name=""/>
+                    <pic:cNvPr id="1542152039" name=""/>
                     <pic:cNvPicPr/>
                   </pic:nvPicPr>
                   <pic:blipFill>
@@ -32,7 +43,7 @@
                   <pic:spPr>
                     <a:xfrm>
                       <a:off x="0" y="0"/>
-                      <a:ext cx="7014845" cy="3088640"/>
+                      <a:ext cx="7014845" cy="2459355"/>
                     </a:xfrm>
                     <a:prstGeom prst="rect">
                       <a:avLst/>
@@ -45,42 +56,28 @@
         </w:drawing>
       </w:r>
     </w:p>
-    <w:p/>
-    <w:p>
-      <w:r>
-        <w:t>Phần checklist giờ sẽ có sự thay đổi.</w:t>
-      </w:r>
-    </w:p>
-    <w:p>
-      <w:r>
-        <w:t>Danh sách</w:t>
-      </w:r>
-    </w:p>
-    <w:p>
-      <w:r>
-        <w:t>Trạng thái</w:t>
-      </w:r>
-      <w:r>
-        <w:t xml:space="preserve"> A (BOLD ĐẬM, FONT CHỮ TO)</w:t>
-      </w:r>
-    </w:p>
-    <w:p>
-      <w:r>
-        <w:t xml:space="preserve">Tiêu đề: QUY TRÌNH </w:t>
-      </w:r>
-      <w:proofErr w:type="gramStart"/>
-      <w:r>
-        <w:t>…..</w:t>
-      </w:r>
-      <w:proofErr w:type="gramEnd"/>
-      <w:r>
-        <w:t xml:space="preserve"> </w:t>
-      </w:r>
-      <w:r>
-        <w:t>(Có cây bút chì cập nh</w:t>
-      </w:r>
-      <w:r>
-        <w:t>ật Quy trình -&gt; Nếu trạng thái có 2 quy trình chở lên)</w:t>
+    <w:p>
+      <w:pPr>
+        <w:jc w:val="left"/>
+        <w:rPr>
+          <w:b/>
+          <w:bCs/>
+        </w:rPr>
+      </w:pPr>
+      <w:r>
+        <w:rPr>
+          <w:b/>
+          <w:bCs/>
+        </w:rPr>
+        <w:t>Màn hình Checklist</w:t>
+      </w:r>
+    </w:p>
+    <w:p>
+      <w:pPr>
+        <w:jc w:val="left"/>
+      </w:pPr>
+      <w:r>
+        <w:t>Những trường hợp Insert Vào checklist</w:t>
       </w:r>
     </w:p>
     <w:p>
@@ -88,54 +85,693 @@
         <w:pStyle w:val="ListParagraph"/>
         <w:numPr>
           <w:ilvl w:val="0"/>
-          <w:numId w:val="2"/>
+          <w:numId w:val="3"/>
         </w:numPr>
-      </w:pPr>
-      <w:r>
-        <w:t>Tiến trình (+)</w:t>
-      </w:r>
+        <w:jc w:val="left"/>
+      </w:pPr>
+      <w:r>
+        <w:t>Khi chuyển trạng thái</w:t>
+      </w:r>
+    </w:p>
+    <w:p>
+      <w:pPr>
+        <w:pStyle w:val="ListParagraph"/>
+        <w:ind w:hanging="990"/>
+        <w:jc w:val="left"/>
+      </w:pPr>
+      <w:r>
+        <w:rPr>
+          <w:noProof/>
+          <w14:ligatures w14:val="standardContextual"/>
+        </w:rPr>
+        <w:drawing>
+          <wp:inline distT="0" distB="0" distL="0" distR="0" wp14:anchorId="7B3B791E" wp14:editId="6D5B1A2B">
+            <wp:extent cx="7014845" cy="1804670"/>
+            <wp:effectExtent l="0" t="0" r="0" b="5080"/>
+            <wp:docPr id="455960386" name="Picture 1"/>
+            <wp:cNvGraphicFramePr>
+              <a:graphicFrameLocks xmlns:a="http://schemas.openxmlformats.org/drawingml/2006/main" noChangeAspect="1"/>
+            </wp:cNvGraphicFramePr>
+            <a:graphic xmlns:a="http://schemas.openxmlformats.org/drawingml/2006/main">
+              <a:graphicData uri="http://schemas.openxmlformats.org/drawingml/2006/picture">
+                <pic:pic xmlns:pic="http://schemas.openxmlformats.org/drawingml/2006/picture">
+                  <pic:nvPicPr>
+                    <pic:cNvPr id="455960386" name=""/>
+                    <pic:cNvPicPr/>
+                  </pic:nvPicPr>
+                  <pic:blipFill>
+                    <a:blip r:embed="rId6"/>
+                    <a:stretch>
+                      <a:fillRect/>
+                    </a:stretch>
+                  </pic:blipFill>
+                  <pic:spPr>
+                    <a:xfrm>
+                      <a:off x="0" y="0"/>
+                      <a:ext cx="7014845" cy="1804670"/>
+                    </a:xfrm>
+                    <a:prstGeom prst="rect">
+                      <a:avLst/>
+                    </a:prstGeom>
+                  </pic:spPr>
+                </pic:pic>
+              </a:graphicData>
+            </a:graphic>
+          </wp:inline>
+        </w:drawing>
+      </w:r>
+    </w:p>
+    <w:p>
+      <w:pPr>
+        <w:pStyle w:val="ListParagraph"/>
+        <w:ind w:hanging="990"/>
+        <w:jc w:val="left"/>
+      </w:pPr>
+      <w:r>
+        <w:rPr>
+          <w:noProof/>
+          <w14:ligatures w14:val="standardContextual"/>
+        </w:rPr>
+        <w:lastRenderedPageBreak/>
+        <w:drawing>
+          <wp:inline distT="0" distB="0" distL="0" distR="0" wp14:anchorId="458A782E" wp14:editId="37A2456D">
+            <wp:extent cx="7014845" cy="3943985"/>
+            <wp:effectExtent l="0" t="0" r="0" b="0"/>
+            <wp:docPr id="282935066" name="Picture 1"/>
+            <wp:cNvGraphicFramePr>
+              <a:graphicFrameLocks xmlns:a="http://schemas.openxmlformats.org/drawingml/2006/main" noChangeAspect="1"/>
+            </wp:cNvGraphicFramePr>
+            <a:graphic xmlns:a="http://schemas.openxmlformats.org/drawingml/2006/main">
+              <a:graphicData uri="http://schemas.openxmlformats.org/drawingml/2006/picture">
+                <pic:pic xmlns:pic="http://schemas.openxmlformats.org/drawingml/2006/picture">
+                  <pic:nvPicPr>
+                    <pic:cNvPr id="282935066" name=""/>
+                    <pic:cNvPicPr/>
+                  </pic:nvPicPr>
+                  <pic:blipFill>
+                    <a:blip r:embed="rId7"/>
+                    <a:stretch>
+                      <a:fillRect/>
+                    </a:stretch>
+                  </pic:blipFill>
+                  <pic:spPr>
+                    <a:xfrm>
+                      <a:off x="0" y="0"/>
+                      <a:ext cx="7014845" cy="3943985"/>
+                    </a:xfrm>
+                    <a:prstGeom prst="rect">
+                      <a:avLst/>
+                    </a:prstGeom>
+                  </pic:spPr>
+                </pic:pic>
+              </a:graphicData>
+            </a:graphic>
+          </wp:inline>
+        </w:drawing>
+      </w:r>
+    </w:p>
+    <w:p>
+      <w:pPr>
+        <w:pStyle w:val="ListParagraph"/>
+        <w:ind w:hanging="990"/>
+        <w:jc w:val="left"/>
+      </w:pPr>
+    </w:p>
+    <w:p>
+      <w:pPr>
+        <w:pStyle w:val="ListParagraph"/>
+        <w:ind w:hanging="990"/>
+        <w:jc w:val="left"/>
+      </w:pPr>
+      <w:r>
+        <w:t>Bấm Xác nhận chuyển thì Quy trình, Tiến trình được Thêm vào Checklist</w:t>
+      </w:r>
+    </w:p>
+    <w:p>
+      <w:pPr>
+        <w:pStyle w:val="ListParagraph"/>
+        <w:ind w:hanging="990"/>
+        <w:jc w:val="left"/>
+      </w:pPr>
+    </w:p>
+    <w:p>
+      <w:pPr>
+        <w:pStyle w:val="ListParagraph"/>
+        <w:ind w:hanging="990"/>
+        <w:jc w:val="left"/>
+      </w:pPr>
+      <w:r>
+        <w:t>Lưu ý: Khi chuyển tr</w:t>
+      </w:r>
+      <w:r>
+        <w:t xml:space="preserve">ạng thái thì Những Tiến trình và Công việc con của tiến trình trong Quy trình của Trạng thái trước đó đều được đánh dấu hoàn thành. </w:t>
+      </w:r>
+    </w:p>
+    <w:p>
+      <w:pPr>
+        <w:pStyle w:val="ListParagraph"/>
+        <w:ind w:hanging="990"/>
+        <w:jc w:val="left"/>
+      </w:pPr>
+      <w:r>
+        <w:t>Thời gian hoàn thành là thời gian thực hiện Xác nhận chuyển trạng thái.</w:t>
+      </w:r>
+    </w:p>
+    <w:p>
+      <w:pPr>
+        <w:pStyle w:val="ListParagraph"/>
+        <w:ind w:hanging="990"/>
+        <w:jc w:val="left"/>
+      </w:pPr>
+      <w:r>
+        <w:t>Người hoàn thành là người thực hiện Xác nhận chuyển trạng thái.</w:t>
+      </w:r>
+    </w:p>
+    <w:p>
+      <w:pPr>
+        <w:pStyle w:val="ListParagraph"/>
+        <w:ind w:hanging="990"/>
+        <w:jc w:val="left"/>
+      </w:pPr>
+      <w:r>
+        <w:t>Các nội dung này được lưu vào Audit Log của Tiến trình và công việc con.</w:t>
+      </w:r>
+    </w:p>
+    <w:p>
+      <w:pPr>
+        <w:pStyle w:val="ListParagraph"/>
+        <w:ind w:hanging="990"/>
+        <w:jc w:val="left"/>
+      </w:pPr>
     </w:p>
     <w:p>
       <w:pPr>
         <w:pStyle w:val="ListParagraph"/>
         <w:numPr>
-          <w:ilvl w:val="1"/>
-          <w:numId w:val="2"/>
+          <w:ilvl w:val="0"/>
+          <w:numId w:val="3"/>
         </w:numPr>
-      </w:pPr>
-      <w:r>
-        <w:t xml:space="preserve">Todo list trong tiến trình </w:t>
-      </w:r>
-    </w:p>
-    <w:p/>
-    <w:p>
-      <w:r>
-        <w:t xml:space="preserve">Trong mỗi trạng thái sẽ có những tiến trình khác nhau. </w:t>
+        <w:jc w:val="left"/>
+      </w:pPr>
+      <w:r>
+        <w:t>Chức năng Import danh sác</w:t>
+      </w:r>
+      <w:r>
+        <w:t>h Tiến trình ở button Import Tiến Trình trên dòng Quy trình của danh sách Checklist</w:t>
+      </w:r>
+    </w:p>
+    <w:p>
+      <w:pPr>
+        <w:pStyle w:val="ListParagraph"/>
+        <w:jc w:val="left"/>
+      </w:pPr>
+      <w:r>
+        <w:t>Khi Import sẽ mở ra modal -&gt; Trong đó có file mẫu impor</w:t>
+      </w:r>
+      <w:r>
+        <w:t>t, ng dùng tải file về và nhập dữ liệu vào để import lên hệ thống.</w:t>
+      </w:r>
+    </w:p>
+    <w:p>
+      <w:pPr>
+        <w:pStyle w:val="ListParagraph"/>
+        <w:jc w:val="left"/>
+      </w:pPr>
+      <w:r>
+        <w:t>Ở modal có chức năng tải file m</w:t>
+      </w:r>
+      <w:r>
+        <w:t>ẫu, và import file.</w:t>
+      </w:r>
+    </w:p>
+    <w:p>
+      <w:pPr>
+        <w:pStyle w:val="ListParagraph"/>
+        <w:jc w:val="left"/>
+      </w:pPr>
+    </w:p>
+    <w:p>
+      <w:pPr>
+        <w:pStyle w:val="ListParagraph"/>
+        <w:jc w:val="left"/>
+      </w:pPr>
+      <w:r>
+        <w:t xml:space="preserve">Khi người dùng import </w:t>
+      </w:r>
+      <w:r>
+        <w:t>sẽ hiển thị danh sách các dòng import, show lỗi tập trung ở cột Thông tin lỗi (nếu có). Ở đây sẽ kiểm tra valid dữ liệu, tên bị trùng, ngày tháng không đúng định dạng, số ngày thực hiện không đúng định dạng, Người thực hiện, Ghi chú.</w:t>
+      </w:r>
+    </w:p>
+    <w:p>
+      <w:pPr>
+        <w:pStyle w:val="ListParagraph"/>
+        <w:jc w:val="left"/>
+      </w:pPr>
+    </w:p>
+    <w:p>
+      <w:pPr>
+        <w:pStyle w:val="ListParagraph"/>
+        <w:jc w:val="left"/>
+      </w:pPr>
+      <w:r>
+        <w:t>Có 1 nút là Xóa dữ liệu Import, Xác nh</w:t>
+      </w:r>
+      <w:r>
+        <w:t>ận dữ liệu Import.</w:t>
       </w:r>
       <w:r>
         <w:br/>
-        <w:t>Tiến trình có ngày bắt đầu và Tổng ngày thực hiện.</w:t>
-      </w:r>
-    </w:p>
-    <w:p>
-      <w:r>
-        <w:t>Trong tiến trình có các todo list, định ng</w:t>
-      </w:r>
-      <w:r>
-        <w:t>hĩa là những công việc nhỏ bên trong tiến trình</w:t>
-      </w:r>
-    </w:p>
-    <w:p>
-      <w:r>
-        <w:t>Các công việc này có thời hạn, nhưng hạn xử lý không lớn hơn Ngày bắt đầu + Tổng ngày thực hiện được.</w:t>
-      </w:r>
-    </w:p>
-    <w:p>
-      <w:r>
-        <w:t>Mỗi dòng tiến trình có 1 dấu (+) phía sau tên Tiến trình.</w:t>
-      </w:r>
-    </w:p>
-    <w:p/>
+        <w:t>Khi xóa dữ liệu thì dữ liệu được clear.</w:t>
+      </w:r>
+    </w:p>
+    <w:p>
+      <w:pPr>
+        <w:pStyle w:val="ListParagraph"/>
+        <w:jc w:val="left"/>
+      </w:pPr>
+      <w:r>
+        <w:t>Khi xác nhận dữ liệu thì dữ liệu được lưu và đưa vào Checklist =&gt; Đúng vào Quy trình.</w:t>
+      </w:r>
+    </w:p>
+    <w:p>
+      <w:pPr>
+        <w:pStyle w:val="ListParagraph"/>
+        <w:jc w:val="left"/>
+      </w:pPr>
+    </w:p>
+    <w:p>
+      <w:pPr>
+        <w:pStyle w:val="ListParagraph"/>
+        <w:numPr>
+          <w:ilvl w:val="0"/>
+          <w:numId w:val="3"/>
+        </w:numPr>
+        <w:jc w:val="left"/>
+      </w:pPr>
+      <w:r>
+        <w:t xml:space="preserve">Chức năng Import danh sách </w:t>
+      </w:r>
+      <w:r>
+        <w:t>Công việc ở button Import Công việc trên dòng Quy trình của danh sách Checklist</w:t>
+      </w:r>
+    </w:p>
+    <w:p>
+      <w:pPr>
+        <w:pStyle w:val="ListParagraph"/>
+        <w:jc w:val="left"/>
+      </w:pPr>
+      <w:r>
+        <w:t>Khi click thì sẽ hiển thị ra modal -&gt; Trong đó có file mẫu import. Khi bấm tải file mẫu thì file sẽ có 2 sheet.</w:t>
+      </w:r>
+      <w:r>
+        <w:br/>
+      </w:r>
+      <w:r>
+        <w:lastRenderedPageBreak/>
+        <w:t>Sheet 1 là Dữ liệu Công việc.</w:t>
+      </w:r>
+      <w:r>
+        <w:br/>
+        <w:t>Gồm các thông tin công việc và Mã Tiến trình</w:t>
+      </w:r>
+      <w:r>
+        <w:br/>
+        <w:t>Sheet 2 là Danh sách tiến trình của Quy trình (Có chứa cột Mã tiến trình)</w:t>
+      </w:r>
+    </w:p>
+    <w:p>
+      <w:pPr>
+        <w:pStyle w:val="ListParagraph"/>
+        <w:jc w:val="left"/>
+      </w:pPr>
+      <w:r>
+        <w:t>Khi thực hiện Import file thì xử lý giống như bước 2.</w:t>
+      </w:r>
+    </w:p>
+    <w:p>
+      <w:pPr>
+        <w:pStyle w:val="ListParagraph"/>
+        <w:jc w:val="left"/>
+      </w:pPr>
+    </w:p>
+    <w:p>
+      <w:pPr>
+        <w:pStyle w:val="ListParagraph"/>
+        <w:jc w:val="left"/>
+      </w:pPr>
+    </w:p>
+    <w:p>
+      <w:pPr>
+        <w:jc w:val="left"/>
+      </w:pPr>
+      <w:r>
+        <w:t>PHẦN 2</w:t>
+      </w:r>
+      <w:r>
+        <w:t xml:space="preserve"> – XỬ LÝ LIÊN QUAN QUY TRÌNH VÀ TIẾN TRÌNH</w:t>
+      </w:r>
+    </w:p>
+    <w:p>
+      <w:pPr>
+        <w:jc w:val="left"/>
+      </w:pPr>
+      <w:r>
+        <w:rPr>
+          <w:noProof/>
+          <w14:ligatures w14:val="standardContextual"/>
+        </w:rPr>
+        <w:drawing>
+          <wp:inline distT="0" distB="0" distL="0" distR="0" wp14:anchorId="358F875B" wp14:editId="79F0131A">
+            <wp:extent cx="7014845" cy="2546350"/>
+            <wp:effectExtent l="0" t="0" r="0" b="6350"/>
+            <wp:docPr id="1323913051" name="Picture 1"/>
+            <wp:cNvGraphicFramePr>
+              <a:graphicFrameLocks xmlns:a="http://schemas.openxmlformats.org/drawingml/2006/main" noChangeAspect="1"/>
+            </wp:cNvGraphicFramePr>
+            <a:graphic xmlns:a="http://schemas.openxmlformats.org/drawingml/2006/main">
+              <a:graphicData uri="http://schemas.openxmlformats.org/drawingml/2006/picture">
+                <pic:pic xmlns:pic="http://schemas.openxmlformats.org/drawingml/2006/picture">
+                  <pic:nvPicPr>
+                    <pic:cNvPr id="1323913051" name=""/>
+                    <pic:cNvPicPr/>
+                  </pic:nvPicPr>
+                  <pic:blipFill>
+                    <a:blip r:embed="rId8"/>
+                    <a:stretch>
+                      <a:fillRect/>
+                    </a:stretch>
+                  </pic:blipFill>
+                  <pic:spPr>
+                    <a:xfrm>
+                      <a:off x="0" y="0"/>
+                      <a:ext cx="7014845" cy="2546350"/>
+                    </a:xfrm>
+                    <a:prstGeom prst="rect">
+                      <a:avLst/>
+                    </a:prstGeom>
+                  </pic:spPr>
+                </pic:pic>
+              </a:graphicData>
+            </a:graphic>
+          </wp:inline>
+        </w:drawing>
+      </w:r>
+    </w:p>
+    <w:p>
+      <w:pPr>
+        <w:jc w:val="left"/>
+      </w:pPr>
+      <w:r>
+        <w:rPr>
+          <w:noProof/>
+          <w14:ligatures w14:val="standardContextual"/>
+        </w:rPr>
+        <w:drawing>
+          <wp:inline distT="0" distB="0" distL="0" distR="0" wp14:anchorId="038BC657" wp14:editId="19F665DF">
+            <wp:extent cx="7014845" cy="2576830"/>
+            <wp:effectExtent l="0" t="0" r="0" b="0"/>
+            <wp:docPr id="1537954078" name="Picture 1"/>
+            <wp:cNvGraphicFramePr>
+              <a:graphicFrameLocks xmlns:a="http://schemas.openxmlformats.org/drawingml/2006/main" noChangeAspect="1"/>
+            </wp:cNvGraphicFramePr>
+            <a:graphic xmlns:a="http://schemas.openxmlformats.org/drawingml/2006/main">
+              <a:graphicData uri="http://schemas.openxmlformats.org/drawingml/2006/picture">
+                <pic:pic xmlns:pic="http://schemas.openxmlformats.org/drawingml/2006/picture">
+                  <pic:nvPicPr>
+                    <pic:cNvPr id="1537954078" name=""/>
+                    <pic:cNvPicPr/>
+                  </pic:nvPicPr>
+                  <pic:blipFill>
+                    <a:blip r:embed="rId9"/>
+                    <a:stretch>
+                      <a:fillRect/>
+                    </a:stretch>
+                  </pic:blipFill>
+                  <pic:spPr>
+                    <a:xfrm>
+                      <a:off x="0" y="0"/>
+                      <a:ext cx="7014845" cy="2576830"/>
+                    </a:xfrm>
+                    <a:prstGeom prst="rect">
+                      <a:avLst/>
+                    </a:prstGeom>
+                  </pic:spPr>
+                </pic:pic>
+              </a:graphicData>
+            </a:graphic>
+          </wp:inline>
+        </w:drawing>
+      </w:r>
+    </w:p>
+    <w:p>
+      <w:pPr>
+        <w:pStyle w:val="ListParagraph"/>
+        <w:numPr>
+          <w:ilvl w:val="0"/>
+          <w:numId w:val="4"/>
+        </w:numPr>
+        <w:jc w:val="left"/>
+      </w:pPr>
+      <w:r>
+        <w:t>Khối các button trên dòng Quy trình</w:t>
+      </w:r>
+    </w:p>
+    <w:p>
+      <w:pPr>
+        <w:jc w:val="left"/>
+      </w:pPr>
+      <w:r>
+        <w:t>Chuyển qua phải.</w:t>
+      </w:r>
+    </w:p>
+    <w:p>
+      <w:pPr>
+        <w:jc w:val="left"/>
+      </w:pPr>
+      <w:r>
+        <w:t>Đối với nút Import Công việc -&gt; Chỉ hiển thị khi trong Quy trình có ít nhất 1 tiến trình</w:t>
+      </w:r>
+    </w:p>
+    <w:p>
+      <w:pPr>
+        <w:jc w:val="left"/>
+      </w:pPr>
+      <w:r>
+        <w:t>Text số lượng Tiến trình cho to lên 2px nữa</w:t>
+      </w:r>
+    </w:p>
+    <w:p>
+      <w:pPr>
+        <w:pStyle w:val="ListParagraph"/>
+        <w:numPr>
+          <w:ilvl w:val="0"/>
+          <w:numId w:val="4"/>
+        </w:numPr>
+        <w:jc w:val="left"/>
+      </w:pPr>
+      <w:r>
+        <w:t>Đối với dòng thông tin Tiến trình:</w:t>
+      </w:r>
+    </w:p>
+    <w:p>
+      <w:pPr>
+        <w:jc w:val="left"/>
+      </w:pPr>
+      <w:r>
+        <w:t>Các text trên row bằng với tên tiến trình.</w:t>
+      </w:r>
+    </w:p>
+    <w:p>
+      <w:pPr>
+        <w:jc w:val="left"/>
+      </w:pPr>
+      <w:r>
+        <w:t>Thao tác bổ sung thêm 1 action là Log thao tác</w:t>
+      </w:r>
+    </w:p>
+    <w:p>
+      <w:pPr>
+        <w:jc w:val="left"/>
+      </w:pPr>
+      <w:r>
+        <w:t xml:space="preserve">Khi </w:t>
+      </w:r>
+      <w:r>
+        <w:rPr>
+          <w:b/>
+          <w:bCs/>
+        </w:rPr>
+        <w:t>click vào log thao tác</w:t>
+      </w:r>
+      <w:r>
+        <w:t xml:space="preserve"> sẽ thấy được các Log liên quan đến tiến trình đó.</w:t>
+      </w:r>
+    </w:p>
+    <w:p>
+      <w:pPr>
+        <w:jc w:val="left"/>
+      </w:pPr>
+      <w:r>
+        <w:rPr>
+          <w:b/>
+          <w:bCs/>
+        </w:rPr>
+        <w:lastRenderedPageBreak/>
+        <w:t>Bấm vào Edit</w:t>
+      </w:r>
+      <w:r>
+        <w:t xml:space="preserve"> thì hi</w:t>
+      </w:r>
+      <w:r>
+        <w:t>ển thị modal.</w:t>
+      </w:r>
+    </w:p>
+    <w:p>
+      <w:pPr>
+        <w:jc w:val="left"/>
+      </w:pPr>
+      <w:r>
+        <w:t>Tiêu đề: Cập nhật Tiến trình</w:t>
+      </w:r>
+    </w:p>
+    <w:p>
+      <w:pPr>
+        <w:jc w:val="left"/>
+      </w:pPr>
+      <w:r>
+        <w:t>Gồm Mã Tiến trình - rea</w:t>
+      </w:r>
+      <w:r>
+        <w:t>donly</w:t>
+      </w:r>
+    </w:p>
+    <w:p>
+      <w:pPr>
+        <w:jc w:val="left"/>
+      </w:pPr>
+      <w:r>
+        <w:t>Tên tiến trình * – Textarea</w:t>
+      </w:r>
+    </w:p>
+    <w:p>
+      <w:pPr>
+        <w:jc w:val="left"/>
+      </w:pPr>
+      <w:r>
+        <w:t>Người thực hiện * -&gt; Load người đc gán trước đó nếu chưa có thì không chọn ai hết. Danh sách là những người được gán trong hồ sơ kd dvs</w:t>
+      </w:r>
+    </w:p>
+    <w:p>
+      <w:pPr>
+        <w:jc w:val="left"/>
+      </w:pPr>
+      <w:r>
+        <w:t>Ngày bắt đầu * – Datepicker</w:t>
+      </w:r>
+    </w:p>
+    <w:p>
+      <w:pPr>
+        <w:jc w:val="left"/>
+      </w:pPr>
+      <w:r>
+        <w:t>Số ngày xử lý * – Textinput number</w:t>
+      </w:r>
+    </w:p>
+    <w:p>
+      <w:pPr>
+        <w:jc w:val="left"/>
+      </w:pPr>
+      <w:r>
+        <w:t>Hạn xử lý – Readonly (được tính dựa vào Ngày bắt đầu + Số ngày xử lý)</w:t>
+      </w:r>
+    </w:p>
+    <w:p>
+      <w:pPr>
+        <w:jc w:val="left"/>
+      </w:pPr>
+      <w:r>
+        <w:t>Trạng thái *</w:t>
+      </w:r>
+    </w:p>
+    <w:p>
+      <w:pPr>
+        <w:jc w:val="left"/>
+      </w:pPr>
+      <w:r>
+        <w:t>Ngày hoàn thành: Được tính dựa vào ngày cập nhật Trạng thái: Hoàn thành</w:t>
+      </w:r>
+    </w:p>
+    <w:p>
+      <w:pPr>
+        <w:jc w:val="left"/>
+      </w:pPr>
+      <w:r>
+        <w:t xml:space="preserve">Nội dung thực hiện * – Ckeditor </w:t>
+      </w:r>
+    </w:p>
+    <w:p>
+      <w:pPr>
+        <w:jc w:val="left"/>
+      </w:pPr>
+      <w:r>
+        <w:t>Tệp đính kèm – Cho phép upload nh</w:t>
+      </w:r>
+      <w:r>
+        <w:t>iều file.</w:t>
+      </w:r>
+      <w:r>
+        <w:br/>
+        <w:t>Bấm Lưu tiến trình -&gt; Lưu thông tin hiện tại và lưa 1 dòng Log thao tác để hiển thị bên Log thao tác.</w:t>
+      </w:r>
+    </w:p>
+    <w:p>
+      <w:pPr>
+        <w:jc w:val="left"/>
+      </w:pPr>
+    </w:p>
+    <w:p>
+      <w:pPr>
+        <w:jc w:val="left"/>
+      </w:pPr>
+      <w:r>
+        <w:t>Button Xóa -&gt; Ẩn khi Tiến trình đã hoàn thành.</w:t>
+      </w:r>
+    </w:p>
+    <w:p>
+      <w:pPr>
+        <w:jc w:val="left"/>
+      </w:pPr>
+      <w:r>
+        <w:t>Hiển thị Button Mở kh</w:t>
+      </w:r>
+      <w:r>
+        <w:t>óa</w:t>
+      </w:r>
+      <w:r>
+        <w:t xml:space="preserve"> -&gt; Khi click vào mở khóa -&gt; Hiển thị modal Nhập lý do Mở khóa -&gt; Lưu log </w:t>
+      </w:r>
+    </w:p>
+    <w:p>
+      <w:pPr>
+        <w:jc w:val="left"/>
+      </w:pPr>
+      <w:r>
+        <w:t>Sau đó hiển thị modal Edit -&gt; Cho ng</w:t>
+      </w:r>
+      <w:r>
+        <w:t>ười dùng cập nhật lại thông tin.</w:t>
+      </w:r>
+    </w:p>
+    <w:p>
+      <w:pPr>
+        <w:jc w:val="left"/>
+      </w:pPr>
+    </w:p>
+    <w:p>
+      <w:pPr>
+        <w:jc w:val="left"/>
+      </w:pPr>
+    </w:p>
     <w:sectPr>
       <w:pgSz w:w="12818" w:h="15840"/>
       <w:pgMar w:top="850" w:right="619" w:bottom="562" w:left="1152" w:header="0" w:footer="0" w:gutter="0"/>
@@ -149,6 +785,95 @@
 <file path=word/numbering.xml><?xml version="1.0" encoding="utf-8"?>
 <w:numbering xmlns:wpc="http://schemas.microsoft.com/office/word/2010/wordprocessingCanvas" xmlns:cx="http://schemas.microsoft.com/office/drawing/2014/chartex" xmlns:cx1="http://schemas.microsoft.com/office/drawing/2015/9/8/chartex" xmlns:cx2="http://schemas.microsoft.com/office/drawing/2015/10/21/chartex" xmlns:cx3="http://schemas.microsoft.com/office/drawing/2016/5/9/chartex" xmlns:cx4="http://schemas.microsoft.com/office/drawing/2016/5/10/chartex" xmlns:cx5="http://schemas.microsoft.com/office/drawing/2016/5/11/chartex" xmlns:cx6="http://schemas.microsoft.com/office/drawing/2016/5/12/chartex" xmlns:cx7="http://schemas.microsoft.com/office/drawing/2016/5/13/chartex" xmlns:cx8="http://schemas.microsoft.com/office/drawing/2016/5/14/chartex" xmlns:mc="http://schemas.openxmlformats.org/markup-compatibility/2006" xmlns:aink="http://schemas.microsoft.com/office/drawing/2016/ink" xmlns:am3d="http://schemas.microsoft.com/office/drawing/2017/model3d" xmlns:o="urn:schemas-microsoft-com:office:office" xmlns:oel="http://schemas.microsoft.com/office/2019/extlst" xmlns:r="http://schemas.openxmlformats.org/officeDocument/2006/relationships" xmlns:m="http://schemas.openxmlformats.org/officeDocument/2006/math" xmlns:v="urn:schemas-microsoft-com:vml" xmlns:wp14="http://schemas.microsoft.com/office/word/2010/wordprocessingDrawing" xmlns:wp="http://schemas.openxmlformats.org/drawingml/2006/wordprocessingDrawing" xmlns:w10="urn:schemas-microsoft-com:office:word" xmlns:w="http://schemas.openxmlformats.org/wordprocessingml/2006/main" xmlns:w14="http://schemas.microsoft.com/office/word/2010/wordml" xmlns:w15="http://schemas.microsoft.com/office/word/2012/wordml" xmlns:w16cex="http://schemas.microsoft.com/office/word/2018/wordml/cex" xmlns:w16cid="http://schemas.microsoft.com/office/word/2016/wordml/cid" xmlns:w16="http://schemas.microsoft.com/office/word/2018/wordml" xmlns:w16du="http://schemas.microsoft.com/office/word/2023/wordml/word16du" xmlns:w16sdtdh="http://schemas.microsoft.com/office/word/2020/wordml/sdtdatahash" xmlns:w16sdtfl="http://schemas.microsoft.com/office/word/2024/wordml/sdtformatlock" xmlns:w16se="http://schemas.microsoft.com/office/word/2015/wordml/symex" xmlns:wpg="http://schemas.microsoft.com/office/word/2010/wordprocessingGroup" xmlns:wpi="http://schemas.microsoft.com/office/word/2010/wordprocessingInk" xmlns:wne="http://schemas.microsoft.com/office/word/2006/wordml" xmlns:wps="http://schemas.microsoft.com/office/word/2010/wordprocessingShape" mc:Ignorable="w14 w15 w16se w16cid w16 w16cex w16sdtdh w16sdtfl w16du wp14">
   <w:abstractNum w:abstractNumId="0" w15:restartNumberingAfterBreak="0">
+    <w:nsid w:val="0A3F3390"/>
+    <w:multiLevelType w:val="hybridMultilevel"/>
+    <w:tmpl w:val="8312CC5A"/>
+    <w:lvl w:ilvl="0" w:tplc="0409000F">
+      <w:start w:val="1"/>
+      <w:numFmt w:val="decimal"/>
+      <w:lvlText w:val="%1."/>
+      <w:lvlJc w:val="left"/>
+      <w:pPr>
+        <w:ind w:left="720" w:hanging="360"/>
+      </w:pPr>
+      <w:rPr>
+        <w:rFonts w:hint="default"/>
+      </w:rPr>
+    </w:lvl>
+    <w:lvl w:ilvl="1" w:tplc="04090019" w:tentative="1">
+      <w:start w:val="1"/>
+      <w:numFmt w:val="lowerLetter"/>
+      <w:lvlText w:val="%2."/>
+      <w:lvlJc w:val="left"/>
+      <w:pPr>
+        <w:ind w:left="1440" w:hanging="360"/>
+      </w:pPr>
+    </w:lvl>
+    <w:lvl w:ilvl="2" w:tplc="0409001B" w:tentative="1">
+      <w:start w:val="1"/>
+      <w:numFmt w:val="lowerRoman"/>
+      <w:lvlText w:val="%3."/>
+      <w:lvlJc w:val="right"/>
+      <w:pPr>
+        <w:ind w:left="2160" w:hanging="180"/>
+      </w:pPr>
+    </w:lvl>
+    <w:lvl w:ilvl="3" w:tplc="0409000F" w:tentative="1">
+      <w:start w:val="1"/>
+      <w:numFmt w:val="decimal"/>
+      <w:lvlText w:val="%4."/>
+      <w:lvlJc w:val="left"/>
+      <w:pPr>
+        <w:ind w:left="2880" w:hanging="360"/>
+      </w:pPr>
+    </w:lvl>
+    <w:lvl w:ilvl="4" w:tplc="04090019" w:tentative="1">
+      <w:start w:val="1"/>
+      <w:numFmt w:val="lowerLetter"/>
+      <w:lvlText w:val="%5."/>
+      <w:lvlJc w:val="left"/>
+      <w:pPr>
+        <w:ind w:left="3600" w:hanging="360"/>
+      </w:pPr>
+    </w:lvl>
+    <w:lvl w:ilvl="5" w:tplc="0409001B" w:tentative="1">
+      <w:start w:val="1"/>
+      <w:numFmt w:val="lowerRoman"/>
+      <w:lvlText w:val="%6."/>
+      <w:lvlJc w:val="right"/>
+      <w:pPr>
+        <w:ind w:left="4320" w:hanging="180"/>
+      </w:pPr>
+    </w:lvl>
+    <w:lvl w:ilvl="6" w:tplc="0409000F" w:tentative="1">
+      <w:start w:val="1"/>
+      <w:numFmt w:val="decimal"/>
+      <w:lvlText w:val="%7."/>
+      <w:lvlJc w:val="left"/>
+      <w:pPr>
+        <w:ind w:left="5040" w:hanging="360"/>
+      </w:pPr>
+    </w:lvl>
+    <w:lvl w:ilvl="7" w:tplc="04090019" w:tentative="1">
+      <w:start w:val="1"/>
+      <w:numFmt w:val="lowerLetter"/>
+      <w:lvlText w:val="%8."/>
+      <w:lvlJc w:val="left"/>
+      <w:pPr>
+        <w:ind w:left="5760" w:hanging="360"/>
+      </w:pPr>
+    </w:lvl>
+    <w:lvl w:ilvl="8" w:tplc="0409001B" w:tentative="1">
+      <w:start w:val="1"/>
+      <w:numFmt w:val="lowerRoman"/>
+      <w:lvlText w:val="%9."/>
+      <w:lvlJc w:val="right"/>
+      <w:pPr>
+        <w:ind w:left="6480" w:hanging="180"/>
+      </w:pPr>
+    </w:lvl>
+  </w:abstractNum>
+  <w:abstractNum w:abstractNumId="1" w15:restartNumberingAfterBreak="0">
     <w:nsid w:val="2AAE00D5"/>
     <w:multiLevelType w:val="hybridMultilevel"/>
     <w:tmpl w:val="2CFAE5C6"/>
@@ -260,7 +985,96 @@
       </w:rPr>
     </w:lvl>
   </w:abstractNum>
-  <w:abstractNum w:abstractNumId="1" w15:restartNumberingAfterBreak="0">
+  <w:abstractNum w:abstractNumId="2" w15:restartNumberingAfterBreak="0">
+    <w:nsid w:val="306A00E9"/>
+    <w:multiLevelType w:val="hybridMultilevel"/>
+    <w:tmpl w:val="28A478B2"/>
+    <w:lvl w:ilvl="0" w:tplc="0409000F">
+      <w:start w:val="1"/>
+      <w:numFmt w:val="decimal"/>
+      <w:lvlText w:val="%1."/>
+      <w:lvlJc w:val="left"/>
+      <w:pPr>
+        <w:ind w:left="720" w:hanging="360"/>
+      </w:pPr>
+      <w:rPr>
+        <w:rFonts w:hint="default"/>
+      </w:rPr>
+    </w:lvl>
+    <w:lvl w:ilvl="1" w:tplc="04090019" w:tentative="1">
+      <w:start w:val="1"/>
+      <w:numFmt w:val="lowerLetter"/>
+      <w:lvlText w:val="%2."/>
+      <w:lvlJc w:val="left"/>
+      <w:pPr>
+        <w:ind w:left="1440" w:hanging="360"/>
+      </w:pPr>
+    </w:lvl>
+    <w:lvl w:ilvl="2" w:tplc="0409001B" w:tentative="1">
+      <w:start w:val="1"/>
+      <w:numFmt w:val="lowerRoman"/>
+      <w:lvlText w:val="%3."/>
+      <w:lvlJc w:val="right"/>
+      <w:pPr>
+        <w:ind w:left="2160" w:hanging="180"/>
+      </w:pPr>
+    </w:lvl>
+    <w:lvl w:ilvl="3" w:tplc="0409000F" w:tentative="1">
+      <w:start w:val="1"/>
+      <w:numFmt w:val="decimal"/>
+      <w:lvlText w:val="%4."/>
+      <w:lvlJc w:val="left"/>
+      <w:pPr>
+        <w:ind w:left="2880" w:hanging="360"/>
+      </w:pPr>
+    </w:lvl>
+    <w:lvl w:ilvl="4" w:tplc="04090019" w:tentative="1">
+      <w:start w:val="1"/>
+      <w:numFmt w:val="lowerLetter"/>
+      <w:lvlText w:val="%5."/>
+      <w:lvlJc w:val="left"/>
+      <w:pPr>
+        <w:ind w:left="3600" w:hanging="360"/>
+      </w:pPr>
+    </w:lvl>
+    <w:lvl w:ilvl="5" w:tplc="0409001B" w:tentative="1">
+      <w:start w:val="1"/>
+      <w:numFmt w:val="lowerRoman"/>
+      <w:lvlText w:val="%6."/>
+      <w:lvlJc w:val="right"/>
+      <w:pPr>
+        <w:ind w:left="4320" w:hanging="180"/>
+      </w:pPr>
+    </w:lvl>
+    <w:lvl w:ilvl="6" w:tplc="0409000F" w:tentative="1">
+      <w:start w:val="1"/>
+      <w:numFmt w:val="decimal"/>
+      <w:lvlText w:val="%7."/>
+      <w:lvlJc w:val="left"/>
+      <w:pPr>
+        <w:ind w:left="5040" w:hanging="360"/>
+      </w:pPr>
+    </w:lvl>
+    <w:lvl w:ilvl="7" w:tplc="04090019" w:tentative="1">
+      <w:start w:val="1"/>
+      <w:numFmt w:val="lowerLetter"/>
+      <w:lvlText w:val="%8."/>
+      <w:lvlJc w:val="left"/>
+      <w:pPr>
+        <w:ind w:left="5760" w:hanging="360"/>
+      </w:pPr>
+    </w:lvl>
+    <w:lvl w:ilvl="8" w:tplc="0409001B" w:tentative="1">
+      <w:start w:val="1"/>
+      <w:numFmt w:val="lowerRoman"/>
+      <w:lvlText w:val="%9."/>
+      <w:lvlJc w:val="right"/>
+      <w:pPr>
+        <w:ind w:left="6480" w:hanging="180"/>
+      </w:pPr>
+    </w:lvl>
+  </w:abstractNum>
+  <w:abstractNum w:abstractNumId="3" w15:restartNumberingAfterBreak="0">
     <w:nsid w:val="71243ED0"/>
     <w:multiLevelType w:val="hybridMultilevel"/>
     <w:tmpl w:val="7D360CF2"/>
@@ -373,10 +1187,16 @@
     </w:lvl>
   </w:abstractNum>
   <w:num w:numId="1" w16cid:durableId="2037466886">
+    <w:abstractNumId w:val="1"/>
+  </w:num>
+  <w:num w:numId="2" w16cid:durableId="623119423">
+    <w:abstractNumId w:val="3"/>
+  </w:num>
+  <w:num w:numId="3" w16cid:durableId="39398587">
     <w:abstractNumId w:val="0"/>
   </w:num>
-  <w:num w:numId="2" w16cid:durableId="623119423">
-    <w:abstractNumId w:val="1"/>
+  <w:num w:numId="4" w16cid:durableId="1236207379">
+    <w:abstractNumId w:val="2"/>
   </w:num>
 </w:numbering>
 </file>

--- a/DacTaBaiToan/TienTrinh va Checklist.docx
+++ b/DacTaBaiToan/TienTrinh va Checklist.docx
@@ -771,6 +771,179 @@
       <w:pPr>
         <w:jc w:val="left"/>
       </w:pPr>
+      <w:r>
+        <w:t>PHẦN 3 – VIỆC CẬP NHẬT TRẠNG THÁI VÀ CHECKLIST THAY ĐỔI RA SAO.</w:t>
+      </w:r>
+    </w:p>
+    <w:p>
+      <w:pPr>
+        <w:jc w:val="left"/>
+      </w:pPr>
+      <w:r>
+        <w:t>Trường hợp 1: Khi 1 cơ hội mới được khởi tạo và đang ở Trạng thái: CHƯA NẮM BẮT</w:t>
+      </w:r>
+    </w:p>
+    <w:p>
+      <w:pPr>
+        <w:jc w:val="left"/>
+      </w:pPr>
+      <w:r>
+        <w:t>Checklist:</w:t>
+      </w:r>
+    </w:p>
+    <w:p>
+      <w:pPr>
+        <w:pStyle w:val="ListParagraph"/>
+        <w:numPr>
+          <w:ilvl w:val="0"/>
+          <w:numId w:val="5"/>
+        </w:numPr>
+        <w:jc w:val="left"/>
+      </w:pPr>
+      <w:r>
+        <w:t>Sẽ add Trạng thái CHƯA NẮM BẮT vào Checklist</w:t>
+      </w:r>
+    </w:p>
+    <w:p>
+      <w:pPr>
+        <w:pStyle w:val="ListParagraph"/>
+        <w:numPr>
+          <w:ilvl w:val="0"/>
+          <w:numId w:val="5"/>
+        </w:numPr>
+        <w:jc w:val="left"/>
+      </w:pPr>
+      <w:r>
+        <w:t>Add QUY TRÌNH vào</w:t>
+      </w:r>
+    </w:p>
+    <w:p>
+      <w:pPr>
+        <w:jc w:val="left"/>
+      </w:pPr>
+      <w:r>
+        <w:t>Trường hợp 2: Khi thay đổi Trạng thái từ A sang B</w:t>
+      </w:r>
+    </w:p>
+    <w:p>
+      <w:pPr>
+        <w:jc w:val="left"/>
+      </w:pPr>
+      <w:r>
+        <w:t>THÌ TẤT CẢ TIẾN TRÌNH và CÔNG VIỆC của TRẠNG THÁI A đều phải Hoàn Thành, lưu Log rõ ràng do ai thực hiện, thời gian nào, lý do chuyển qua TRẠNG THÁI B</w:t>
+      </w:r>
+    </w:p>
+    <w:p>
+      <w:pPr>
+        <w:pStyle w:val="ListParagraph"/>
+        <w:numPr>
+          <w:ilvl w:val="0"/>
+          <w:numId w:val="5"/>
+        </w:numPr>
+        <w:jc w:val="left"/>
+      </w:pPr>
+      <w:r>
+        <w:t>Các thông tin của TRẠNG THÁI mới được add vào Checklist</w:t>
+      </w:r>
+    </w:p>
+    <w:p>
+      <w:pPr>
+        <w:pStyle w:val="ListParagraph"/>
+        <w:numPr>
+          <w:ilvl w:val="0"/>
+          <w:numId w:val="5"/>
+        </w:numPr>
+        <w:jc w:val="left"/>
+      </w:pPr>
+      <w:r>
+        <w:t>Đối với những Tiến trình nằm trong danh sách khi Chuyển trạng thái mới được add vào Checklist. Ví dụ như đã xóa hết thì ko add vào nữa.</w:t>
+      </w:r>
+    </w:p>
+    <w:p>
+      <w:pPr>
+        <w:jc w:val="left"/>
+      </w:pPr>
+      <w:r>
+        <w:t>Trường hợp 3: Nếu chuyển từ A -&gt; B -&gt; C -&gt; D -&gt; B</w:t>
+      </w:r>
+    </w:p>
+    <w:p>
+      <w:pPr>
+        <w:jc w:val="left"/>
+      </w:pPr>
+      <w:r>
+        <w:t>Thì Trạng thái B lại được add mới vào checklist</w:t>
+      </w:r>
+      <w:r>
+        <w:t>.</w:t>
+      </w:r>
+    </w:p>
+    <w:p>
+      <w:pPr>
+        <w:jc w:val="left"/>
+      </w:pPr>
+    </w:p>
+    <w:p>
+      <w:pPr>
+        <w:jc w:val="left"/>
+      </w:pPr>
+      <w:r>
+        <w:lastRenderedPageBreak/>
+        <w:t>Tất cả thao tác đều phải lưu log lại liên quan đến cập nhật Chuyển trạng thái, cập nhật Tiến trình, ….</w:t>
+      </w:r>
+    </w:p>
+    <w:p>
+      <w:pPr>
+        <w:jc w:val="left"/>
+      </w:pPr>
+      <w:r>
+        <w:t>Để áp dụng xây dựng cây timeline</w:t>
+      </w:r>
+      <w:r>
+        <w:t>.</w:t>
+      </w:r>
+    </w:p>
+    <w:p>
+      <w:pPr>
+        <w:jc w:val="left"/>
+      </w:pPr>
+      <w:r>
+        <w:t>Trường hợp 4: Nếu như xóa hết tiến trình trên checklist thì vẫn giữ Trạng Thái và Quy Trình, chứ ko ẩn đi. Vì người dùng có thể thêm lại danh sách tiến trình mới.</w:t>
+      </w:r>
+    </w:p>
+    <w:p>
+      <w:pPr>
+        <w:jc w:val="left"/>
+      </w:pPr>
+    </w:p>
+    <w:p>
+      <w:pPr>
+        <w:jc w:val="left"/>
+      </w:pPr>
+      <w:r>
+        <w:t>PHẦN 4 – LIÊN QUAN ĐẾN QUẢN LÝ CÔNG VIỆC TRÊN TIẾN TRÌNH</w:t>
+      </w:r>
+    </w:p>
+    <w:p>
+      <w:pPr>
+        <w:jc w:val="left"/>
+      </w:pPr>
+      <w:r>
+        <w:t>Trên mỗi dòng Tiến trình sẽ có 1 nút + Thêm mới công việc.</w:t>
+      </w:r>
+    </w:p>
+    <w:p>
+      <w:pPr>
+        <w:jc w:val="left"/>
+      </w:pPr>
+      <w:r>
+        <w:t>Thông tin công việc giống như tiến trình =&gt; Các hành động tương tự.</w:t>
+      </w:r>
+    </w:p>
+    <w:p>
+      <w:pPr>
+        <w:jc w:val="left"/>
+      </w:pPr>
     </w:p>
     <w:sectPr>
       <w:pgSz w:w="12818" w:h="15840"/>
@@ -1075,6 +1248,118 @@
     </w:lvl>
   </w:abstractNum>
   <w:abstractNum w:abstractNumId="3" w15:restartNumberingAfterBreak="0">
+    <w:nsid w:val="5FA63EFF"/>
+    <w:multiLevelType w:val="hybridMultilevel"/>
+    <w:tmpl w:val="DA86F40E"/>
+    <w:lvl w:ilvl="0" w:tplc="35EAA3A8">
+      <w:numFmt w:val="bullet"/>
+      <w:lvlText w:val="-"/>
+      <w:lvlJc w:val="left"/>
+      <w:pPr>
+        <w:ind w:left="720" w:hanging="360"/>
+      </w:pPr>
+      <w:rPr>
+        <w:rFonts w:ascii="Times New Roman" w:eastAsiaTheme="minorHAnsi" w:hAnsi="Times New Roman" w:cs="Times New Roman" w:hint="default"/>
+      </w:rPr>
+    </w:lvl>
+    <w:lvl w:ilvl="1" w:tplc="04090003" w:tentative="1">
+      <w:start w:val="1"/>
+      <w:numFmt w:val="bullet"/>
+      <w:lvlText w:val="o"/>
+      <w:lvlJc w:val="left"/>
+      <w:pPr>
+        <w:ind w:left="1440" w:hanging="360"/>
+      </w:pPr>
+      <w:rPr>
+        <w:rFonts w:ascii="Courier New" w:hAnsi="Courier New" w:cs="Courier New" w:hint="default"/>
+      </w:rPr>
+    </w:lvl>
+    <w:lvl w:ilvl="2" w:tplc="04090005" w:tentative="1">
+      <w:start w:val="1"/>
+      <w:numFmt w:val="bullet"/>
+      <w:lvlText w:val=""/>
+      <w:lvlJc w:val="left"/>
+      <w:pPr>
+        <w:ind w:left="2160" w:hanging="360"/>
+      </w:pPr>
+      <w:rPr>
+        <w:rFonts w:ascii="Wingdings" w:hAnsi="Wingdings" w:hint="default"/>
+      </w:rPr>
+    </w:lvl>
+    <w:lvl w:ilvl="3" w:tplc="04090001" w:tentative="1">
+      <w:start w:val="1"/>
+      <w:numFmt w:val="bullet"/>
+      <w:lvlText w:val=""/>
+      <w:lvlJc w:val="left"/>
+      <w:pPr>
+        <w:ind w:left="2880" w:hanging="360"/>
+      </w:pPr>
+      <w:rPr>
+        <w:rFonts w:ascii="Symbol" w:hAnsi="Symbol" w:hint="default"/>
+      </w:rPr>
+    </w:lvl>
+    <w:lvl w:ilvl="4" w:tplc="04090003" w:tentative="1">
+      <w:start w:val="1"/>
+      <w:numFmt w:val="bullet"/>
+      <w:lvlText w:val="o"/>
+      <w:lvlJc w:val="left"/>
+      <w:pPr>
+        <w:ind w:left="3600" w:hanging="360"/>
+      </w:pPr>
+      <w:rPr>
+        <w:rFonts w:ascii="Courier New" w:hAnsi="Courier New" w:cs="Courier New" w:hint="default"/>
+      </w:rPr>
+    </w:lvl>
+    <w:lvl w:ilvl="5" w:tplc="04090005" w:tentative="1">
+      <w:start w:val="1"/>
+      <w:numFmt w:val="bullet"/>
+      <w:lvlText w:val=""/>
+      <w:lvlJc w:val="left"/>
+      <w:pPr>
+        <w:ind w:left="4320" w:hanging="360"/>
+      </w:pPr>
+      <w:rPr>
+        <w:rFonts w:ascii="Wingdings" w:hAnsi="Wingdings" w:hint="default"/>
+      </w:rPr>
+    </w:lvl>
+    <w:lvl w:ilvl="6" w:tplc="04090001" w:tentative="1">
+      <w:start w:val="1"/>
+      <w:numFmt w:val="bullet"/>
+      <w:lvlText w:val=""/>
+      <w:lvlJc w:val="left"/>
+      <w:pPr>
+        <w:ind w:left="5040" w:hanging="360"/>
+      </w:pPr>
+      <w:rPr>
+        <w:rFonts w:ascii="Symbol" w:hAnsi="Symbol" w:hint="default"/>
+      </w:rPr>
+    </w:lvl>
+    <w:lvl w:ilvl="7" w:tplc="04090003" w:tentative="1">
+      <w:start w:val="1"/>
+      <w:numFmt w:val="bullet"/>
+      <w:lvlText w:val="o"/>
+      <w:lvlJc w:val="left"/>
+      <w:pPr>
+        <w:ind w:left="5760" w:hanging="360"/>
+      </w:pPr>
+      <w:rPr>
+        <w:rFonts w:ascii="Courier New" w:hAnsi="Courier New" w:cs="Courier New" w:hint="default"/>
+      </w:rPr>
+    </w:lvl>
+    <w:lvl w:ilvl="8" w:tplc="04090005" w:tentative="1">
+      <w:start w:val="1"/>
+      <w:numFmt w:val="bullet"/>
+      <w:lvlText w:val=""/>
+      <w:lvlJc w:val="left"/>
+      <w:pPr>
+        <w:ind w:left="6480" w:hanging="360"/>
+      </w:pPr>
+      <w:rPr>
+        <w:rFonts w:ascii="Wingdings" w:hAnsi="Wingdings" w:hint="default"/>
+      </w:rPr>
+    </w:lvl>
+  </w:abstractNum>
+  <w:abstractNum w:abstractNumId="4" w15:restartNumberingAfterBreak="0">
     <w:nsid w:val="71243ED0"/>
     <w:multiLevelType w:val="hybridMultilevel"/>
     <w:tmpl w:val="7D360CF2"/>
@@ -1190,13 +1475,16 @@
     <w:abstractNumId w:val="1"/>
   </w:num>
   <w:num w:numId="2" w16cid:durableId="623119423">
-    <w:abstractNumId w:val="3"/>
+    <w:abstractNumId w:val="4"/>
   </w:num>
   <w:num w:numId="3" w16cid:durableId="39398587">
     <w:abstractNumId w:val="0"/>
   </w:num>
   <w:num w:numId="4" w16cid:durableId="1236207379">
     <w:abstractNumId w:val="2"/>
+  </w:num>
+  <w:num w:numId="5" w16cid:durableId="131681195">
+    <w:abstractNumId w:val="3"/>
   </w:num>
 </w:numbering>
 </file>
